--- a/SprawozdanieLAB2(75053).docx
+++ b/SprawozdanieLAB2(75053).docx
@@ -50,6 +50,23 @@
         </w:rPr>
         <w:t>:</w:t>
       </w:r>
+      <w:r>
+        <w:rPr>
+          <w:i/>
+          <w:iCs/>
+        </w:rPr>
+        <w:t xml:space="preserve"> </w:t>
+      </w:r>
+      <w:hyperlink r:id="rId4" w:history="1">
+        <w:r>
+          <w:rPr>
+            <w:rStyle w:val="Hipercze"/>
+            <w:i/>
+            <w:iCs/>
+          </w:rPr>
+          <w:t>https://github.com/MaciejNowicki2005/LAB2_75053</w:t>
+        </w:r>
+      </w:hyperlink>
     </w:p>
     <w:p/>
     <w:p>
@@ -92,7 +109,6 @@
         <w:t xml:space="preserve">punkty = </w:t>
       </w:r>
       <w:proofErr w:type="spellStart"/>
-      <w:proofErr w:type="gramStart"/>
       <w:r>
         <w:t>int</w:t>
       </w:r>
@@ -106,37 +122,145 @@
       </w:r>
       <w:proofErr w:type="spellEnd"/>
       <w:r>
+        <w:t>("Podaj liczbę punktów: "))</w:t>
+      </w:r>
+      <w:r>
+        <w:br/>
+      </w:r>
+      <w:proofErr w:type="spellStart"/>
+      <w:r>
+        <w:t>while</w:t>
+      </w:r>
+      <w:proofErr w:type="spellEnd"/>
+      <w:r>
+        <w:t xml:space="preserve"> punkty&gt;100 </w:t>
+      </w:r>
+      <w:proofErr w:type="spellStart"/>
+      <w:r>
+        <w:t>or</w:t>
+      </w:r>
+      <w:proofErr w:type="spellEnd"/>
+      <w:r>
+        <w:t xml:space="preserve"> punkty&lt;0:</w:t>
+      </w:r>
+      <w:r>
+        <w:br/>
+        <w:t xml:space="preserve">    punkty = </w:t>
+      </w:r>
+      <w:proofErr w:type="spellStart"/>
+      <w:r>
+        <w:t>int</w:t>
+      </w:r>
+      <w:proofErr w:type="spellEnd"/>
+      <w:r>
         <w:t>(</w:t>
       </w:r>
-      <w:proofErr w:type="gramEnd"/>
-      <w:r>
-        <w:t>"Podaj liczbę punktów: "))</w:t>
-      </w:r>
-      <w:r>
-        <w:br/>
-      </w:r>
-      <w:proofErr w:type="spellStart"/>
-      <w:r>
-        <w:t>while</w:t>
-      </w:r>
-      <w:proofErr w:type="spellEnd"/>
-      <w:r>
-        <w:t xml:space="preserve"> punkty&gt;100 </w:t>
-      </w:r>
-      <w:proofErr w:type="spellStart"/>
-      <w:r>
-        <w:t>or</w:t>
-      </w:r>
-      <w:proofErr w:type="spellEnd"/>
-      <w:r>
-        <w:t xml:space="preserve"> punkty&lt;0:</w:t>
-      </w:r>
-      <w:r>
-        <w:br/>
-        <w:t xml:space="preserve">    punkty = </w:t>
-      </w:r>
-      <w:proofErr w:type="spellStart"/>
-      <w:proofErr w:type="gramStart"/>
+      <w:proofErr w:type="spellStart"/>
+      <w:r>
+        <w:t>input</w:t>
+      </w:r>
+      <w:proofErr w:type="spellEnd"/>
+      <w:r>
+        <w:t>("Podaj faktyczną ilość punktów: "))</w:t>
+      </w:r>
+      <w:r>
+        <w:br/>
+      </w:r>
+      <w:proofErr w:type="spellStart"/>
+      <w:r>
+        <w:t>if</w:t>
+      </w:r>
+      <w:proofErr w:type="spellEnd"/>
+      <w:r>
+        <w:t xml:space="preserve"> punkty &gt; 80:</w:t>
+      </w:r>
+      <w:r>
+        <w:br/>
+        <w:t xml:space="preserve">    </w:t>
+      </w:r>
+      <w:proofErr w:type="spellStart"/>
+      <w:r>
+        <w:t>print</w:t>
+      </w:r>
+      <w:proofErr w:type="spellEnd"/>
+      <w:r>
+        <w:t>("Zaliczenie w terminie 0")</w:t>
+      </w:r>
+      <w:r>
+        <w:br/>
+      </w:r>
+      <w:proofErr w:type="spellStart"/>
+      <w:r>
+        <w:t>elif</w:t>
+      </w:r>
+      <w:proofErr w:type="spellEnd"/>
+      <w:r>
+        <w:t xml:space="preserve"> punkty &gt;= 50:</w:t>
+      </w:r>
+      <w:r>
+        <w:br/>
+        <w:t xml:space="preserve">    </w:t>
+      </w:r>
+      <w:proofErr w:type="spellStart"/>
+      <w:r>
+        <w:t>print</w:t>
+      </w:r>
+      <w:proofErr w:type="spellEnd"/>
+      <w:r>
+        <w:t>("Możesz poprawić wynik")</w:t>
+      </w:r>
+      <w:r>
+        <w:br/>
+      </w:r>
+      <w:proofErr w:type="spellStart"/>
+      <w:r>
+        <w:t>else</w:t>
+      </w:r>
+      <w:proofErr w:type="spellEnd"/>
+      <w:r>
+        <w:t>:</w:t>
+      </w:r>
+      <w:r>
+        <w:br/>
+        <w:t xml:space="preserve">    </w:t>
+      </w:r>
+      <w:proofErr w:type="spellStart"/>
+      <w:r>
+        <w:t>print</w:t>
+      </w:r>
+      <w:proofErr w:type="spellEnd"/>
+      <w:r>
+        <w:t>("Musisz poprawić wynik")</w:t>
+      </w:r>
+    </w:p>
+    <w:p>
+      <w:pPr>
+        <w:rPr>
+          <w:rStyle w:val="Odwoanieintensywne"/>
+        </w:rPr>
+      </w:pPr>
+      <w:r>
+        <w:rPr>
+          <w:rStyle w:val="Odwoanieintensywne"/>
+        </w:rPr>
+        <w:t>Zadanie 2:</w:t>
+      </w:r>
+    </w:p>
+    <w:p>
+      <w:r>
+        <w:t>Opis: Zwykłe wykorzystanie instrukcji warunkowej tak aby każdy krok był wykonany</w:t>
+      </w:r>
+    </w:p>
+    <w:p>
+      <w:r>
+        <w:t>Kod:</w:t>
+      </w:r>
+    </w:p>
+    <w:p>
+      <w:r>
+        <w:t xml:space="preserve">x = </w:t>
+      </w:r>
+      <w:proofErr w:type="spellStart"/>
       <w:r>
         <w:t>int</w:t>
       </w:r>
@@ -150,11 +274,47 @@
       </w:r>
       <w:proofErr w:type="spellEnd"/>
       <w:r>
+        <w:t>("Podaj x: "))</w:t>
+      </w:r>
+      <w:r>
+        <w:br/>
+        <w:t xml:space="preserve">y = </w:t>
+      </w:r>
+      <w:proofErr w:type="spellStart"/>
+      <w:r>
+        <w:t>int</w:t>
+      </w:r>
+      <w:proofErr w:type="spellEnd"/>
+      <w:r>
         <w:t>(</w:t>
       </w:r>
-      <w:proofErr w:type="gramEnd"/>
-      <w:r>
-        <w:t>"Podaj faktyczną ilość punktów: "))</w:t>
+      <w:proofErr w:type="spellStart"/>
+      <w:r>
+        <w:t>input</w:t>
+      </w:r>
+      <w:proofErr w:type="spellEnd"/>
+      <w:r>
+        <w:t>("Podaj y: "))</w:t>
+      </w:r>
+      <w:r>
+        <w:br/>
+        <w:t xml:space="preserve">z = </w:t>
+      </w:r>
+      <w:proofErr w:type="spellStart"/>
+      <w:r>
+        <w:t>int</w:t>
+      </w:r>
+      <w:proofErr w:type="spellEnd"/>
+      <w:r>
+        <w:t>(</w:t>
+      </w:r>
+      <w:proofErr w:type="spellStart"/>
+      <w:r>
+        <w:t>input</w:t>
+      </w:r>
+      <w:proofErr w:type="spellEnd"/>
+      <w:r>
+        <w:t>("Podaj z: "))</w:t>
       </w:r>
       <w:r>
         <w:br/>
@@ -165,14 +325,46 @@
       </w:r>
       <w:proofErr w:type="spellEnd"/>
       <w:r>
-        <w:t xml:space="preserve"> punkty &gt; 80:</w:t>
-      </w:r>
-      <w:r>
-        <w:br/>
-        <w:t xml:space="preserve">    </w:t>
-      </w:r>
-      <w:proofErr w:type="spellStart"/>
-      <w:proofErr w:type="gramStart"/>
+        <w:t xml:space="preserve"> x &gt; y:</w:t>
+      </w:r>
+      <w:r>
+        <w:br/>
+        <w:t xml:space="preserve">    x, y = y, x</w:t>
+      </w:r>
+      <w:r>
+        <w:br/>
+      </w:r>
+      <w:proofErr w:type="spellStart"/>
+      <w:r>
+        <w:t>if</w:t>
+      </w:r>
+      <w:proofErr w:type="spellEnd"/>
+      <w:r>
+        <w:t xml:space="preserve"> x &gt; z:</w:t>
+      </w:r>
+      <w:r>
+        <w:br/>
+        <w:t xml:space="preserve">    x, z = z, x</w:t>
+      </w:r>
+      <w:r>
+        <w:br/>
+      </w:r>
+      <w:proofErr w:type="spellStart"/>
+      <w:r>
+        <w:t>if</w:t>
+      </w:r>
+      <w:proofErr w:type="spellEnd"/>
+      <w:r>
+        <w:t xml:space="preserve"> y &gt; z:</w:t>
+      </w:r>
+      <w:r>
+        <w:br/>
+        <w:t xml:space="preserve">    y, z = z, y</w:t>
+      </w:r>
+      <w:r>
+        <w:br/>
+      </w:r>
+      <w:proofErr w:type="spellStart"/>
       <w:r>
         <w:t>print</w:t>
       </w:r>
@@ -180,238 +372,13 @@
       <w:r>
         <w:t>(</w:t>
       </w:r>
-      <w:proofErr w:type="gramEnd"/>
-      <w:r>
-        <w:t>"Zaliczenie w terminie 0")</w:t>
-      </w:r>
-      <w:r>
-        <w:br/>
-      </w:r>
-      <w:proofErr w:type="spellStart"/>
-      <w:r>
-        <w:t>elif</w:t>
-      </w:r>
-      <w:proofErr w:type="spellEnd"/>
-      <w:r>
-        <w:t xml:space="preserve"> punkty &gt;= 50:</w:t>
-      </w:r>
-      <w:r>
-        <w:br/>
-        <w:t xml:space="preserve">    </w:t>
-      </w:r>
-      <w:proofErr w:type="spellStart"/>
-      <w:proofErr w:type="gramStart"/>
-      <w:r>
-        <w:t>print</w:t>
-      </w:r>
-      <w:proofErr w:type="spellEnd"/>
-      <w:r>
-        <w:t>(</w:t>
-      </w:r>
-      <w:proofErr w:type="gramEnd"/>
-      <w:r>
-        <w:t>"Możesz poprawić wynik")</w:t>
-      </w:r>
-      <w:r>
-        <w:br/>
-      </w:r>
-      <w:proofErr w:type="spellStart"/>
-      <w:r>
-        <w:t>else</w:t>
-      </w:r>
-      <w:proofErr w:type="spellEnd"/>
-      <w:r>
-        <w:t>:</w:t>
-      </w:r>
-      <w:r>
-        <w:br/>
-        <w:t xml:space="preserve">    </w:t>
-      </w:r>
-      <w:proofErr w:type="spellStart"/>
-      <w:proofErr w:type="gramStart"/>
-      <w:r>
-        <w:t>print</w:t>
-      </w:r>
-      <w:proofErr w:type="spellEnd"/>
-      <w:r>
-        <w:t>(</w:t>
-      </w:r>
-      <w:proofErr w:type="gramEnd"/>
-      <w:r>
-        <w:t>"Musisz poprawić wynik")</w:t>
-      </w:r>
-    </w:p>
-    <w:p>
-      <w:pPr>
-        <w:rPr>
-          <w:rStyle w:val="Odwoanieintensywne"/>
-        </w:rPr>
-      </w:pPr>
-      <w:r>
-        <w:rPr>
-          <w:rStyle w:val="Odwoanieintensywne"/>
-        </w:rPr>
-        <w:t>Zadanie 2:</w:t>
-      </w:r>
-    </w:p>
-    <w:p>
-      <w:r>
-        <w:t>Opis: Zwykłe wykorzystanie instrukcji warunkowej tak aby każdy krok był wykonany</w:t>
-      </w:r>
-    </w:p>
-    <w:p>
-      <w:r>
-        <w:t>Kod:</w:t>
-      </w:r>
-    </w:p>
-    <w:p>
-      <w:r>
-        <w:t xml:space="preserve">x = </w:t>
-      </w:r>
-      <w:proofErr w:type="spellStart"/>
-      <w:proofErr w:type="gramStart"/>
-      <w:r>
-        <w:t>int</w:t>
-      </w:r>
-      <w:proofErr w:type="spellEnd"/>
-      <w:r>
-        <w:t>(</w:t>
-      </w:r>
-      <w:proofErr w:type="spellStart"/>
-      <w:r>
-        <w:t>input</w:t>
-      </w:r>
-      <w:proofErr w:type="spellEnd"/>
-      <w:r>
-        <w:t>(</w:t>
-      </w:r>
-      <w:proofErr w:type="gramEnd"/>
-      <w:r>
-        <w:t>"Podaj x: "))</w:t>
-      </w:r>
-      <w:r>
-        <w:br/>
-        <w:t xml:space="preserve">y = </w:t>
-      </w:r>
-      <w:proofErr w:type="spellStart"/>
-      <w:proofErr w:type="gramStart"/>
-      <w:r>
-        <w:t>int</w:t>
-      </w:r>
-      <w:proofErr w:type="spellEnd"/>
-      <w:r>
-        <w:t>(</w:t>
-      </w:r>
-      <w:proofErr w:type="spellStart"/>
-      <w:r>
-        <w:t>input</w:t>
-      </w:r>
-      <w:proofErr w:type="spellEnd"/>
-      <w:r>
-        <w:t>(</w:t>
-      </w:r>
-      <w:proofErr w:type="gramEnd"/>
-      <w:r>
-        <w:t>"Podaj y: "))</w:t>
-      </w:r>
-      <w:r>
-        <w:br/>
-        <w:t xml:space="preserve">z = </w:t>
-      </w:r>
-      <w:proofErr w:type="spellStart"/>
-      <w:proofErr w:type="gramStart"/>
-      <w:r>
-        <w:t>int</w:t>
-      </w:r>
-      <w:proofErr w:type="spellEnd"/>
-      <w:r>
-        <w:t>(</w:t>
-      </w:r>
-      <w:proofErr w:type="spellStart"/>
-      <w:r>
-        <w:t>input</w:t>
-      </w:r>
-      <w:proofErr w:type="spellEnd"/>
-      <w:r>
-        <w:t>(</w:t>
-      </w:r>
-      <w:proofErr w:type="gramEnd"/>
-      <w:r>
-        <w:t>"Podaj z: "))</w:t>
-      </w:r>
-      <w:r>
-        <w:br/>
-      </w:r>
-      <w:proofErr w:type="spellStart"/>
-      <w:r>
-        <w:t>if</w:t>
-      </w:r>
-      <w:proofErr w:type="spellEnd"/>
-      <w:r>
-        <w:t xml:space="preserve"> x &gt; y:</w:t>
-      </w:r>
-      <w:r>
-        <w:br/>
-        <w:t xml:space="preserve">    x, y = y, x</w:t>
-      </w:r>
-      <w:r>
-        <w:br/>
-      </w:r>
-      <w:proofErr w:type="spellStart"/>
-      <w:r>
-        <w:t>if</w:t>
-      </w:r>
-      <w:proofErr w:type="spellEnd"/>
-      <w:r>
-        <w:t xml:space="preserve"> x &gt; z:</w:t>
-      </w:r>
-      <w:r>
-        <w:br/>
-        <w:t xml:space="preserve">    x, z = z, x</w:t>
-      </w:r>
-      <w:r>
-        <w:br/>
-      </w:r>
-      <w:proofErr w:type="spellStart"/>
-      <w:r>
-        <w:t>if</w:t>
-      </w:r>
-      <w:proofErr w:type="spellEnd"/>
-      <w:r>
-        <w:t xml:space="preserve"> y &gt; z:</w:t>
-      </w:r>
-      <w:r>
-        <w:br/>
-        <w:t xml:space="preserve">    y, z = z, y</w:t>
-      </w:r>
-      <w:r>
-        <w:br/>
-      </w:r>
-      <w:proofErr w:type="spellStart"/>
-      <w:proofErr w:type="gramStart"/>
-      <w:r>
-        <w:t>print</w:t>
-      </w:r>
-      <w:proofErr w:type="spellEnd"/>
-      <w:r>
-        <w:t>(</w:t>
-      </w:r>
-      <w:proofErr w:type="spellStart"/>
-      <w:proofErr w:type="gramEnd"/>
+      <w:proofErr w:type="spellStart"/>
       <w:r>
         <w:t>f"Liczby</w:t>
       </w:r>
       <w:proofErr w:type="spellEnd"/>
       <w:r>
-        <w:t xml:space="preserve"> w podanej kolejności </w:t>
-      </w:r>
-      <w:proofErr w:type="gramStart"/>
-      <w:r>
-        <w:t>to:{</w:t>
-      </w:r>
-      <w:proofErr w:type="gramEnd"/>
-      <w:r>
-        <w:t>x}, {y}, {z}")</w:t>
+        <w:t xml:space="preserve"> w podanej kolejności to:{x}, {y}, {z}")</w:t>
       </w:r>
     </w:p>
     <w:p>
@@ -483,14 +450,9 @@
       </w:r>
       <w:proofErr w:type="spellStart"/>
       <w:r>
-        <w:t>nazwa_</w:t>
-      </w:r>
-      <w:proofErr w:type="gramStart"/>
-      <w:r>
-        <w:t>pliku.endswith</w:t>
-      </w:r>
-      <w:proofErr w:type="spellEnd"/>
-      <w:proofErr w:type="gramEnd"/>
+        <w:t>nazwa_pliku.endswith</w:t>
+      </w:r>
+      <w:proofErr w:type="spellEnd"/>
       <w:r>
         <w:t>('.</w:t>
       </w:r>
@@ -507,35 +469,129 @@
         <w:t xml:space="preserve">    </w:t>
       </w:r>
       <w:proofErr w:type="spellStart"/>
-      <w:proofErr w:type="gramStart"/>
       <w:r>
         <w:t>print</w:t>
       </w:r>
       <w:proofErr w:type="spellEnd"/>
       <w:r>
+        <w:t>("Plik o podanym rozszerzeniu istnieje")</w:t>
+      </w:r>
+      <w:r>
+        <w:br/>
+      </w:r>
+      <w:proofErr w:type="spellStart"/>
+      <w:r>
+        <w:t>else</w:t>
+      </w:r>
+      <w:proofErr w:type="spellEnd"/>
+      <w:r>
+        <w:t>:</w:t>
+      </w:r>
+      <w:r>
+        <w:br/>
+        <w:t xml:space="preserve">    </w:t>
+      </w:r>
+      <w:proofErr w:type="spellStart"/>
+      <w:r>
+        <w:t>print</w:t>
+      </w:r>
+      <w:proofErr w:type="spellEnd"/>
+      <w:r>
+        <w:t>("Plik o podanym rozszerzeniu nie istnieje")</w:t>
+      </w:r>
+    </w:p>
+    <w:p>
+      <w:pPr>
+        <w:rPr>
+          <w:rStyle w:val="Odwoanieintensywne"/>
+        </w:rPr>
+      </w:pPr>
+    </w:p>
+    <w:p>
+      <w:pPr>
+        <w:rPr>
+          <w:rStyle w:val="Odwoanieintensywne"/>
+        </w:rPr>
+      </w:pPr>
+      <w:r>
+        <w:rPr>
+          <w:rStyle w:val="Odwoanieintensywne"/>
+        </w:rPr>
+        <w:t xml:space="preserve">Zadanie 4: </w:t>
+      </w:r>
+    </w:p>
+    <w:p>
+      <w:r>
+        <w:t>a)Opis: Prosty skrypt do wyliczania ilości punktów w oparciu o ilość goli i bonusów w oparciu o instrukcję warunkową</w:t>
+      </w:r>
+    </w:p>
+    <w:p>
+      <w:r>
+        <w:t>Kod:</w:t>
+      </w:r>
+    </w:p>
+    <w:p>
+      <w:r>
+        <w:t xml:space="preserve">gol = </w:t>
+      </w:r>
+      <w:proofErr w:type="spellStart"/>
+      <w:r>
+        <w:t>int</w:t>
+      </w:r>
+      <w:proofErr w:type="spellEnd"/>
+      <w:r>
         <w:t>(</w:t>
       </w:r>
-      <w:proofErr w:type="gramEnd"/>
-      <w:r>
-        <w:t>"Plik o podanym rozszerzeniu istnieje")</w:t>
-      </w:r>
-      <w:r>
-        <w:br/>
-      </w:r>
-      <w:proofErr w:type="spellStart"/>
-      <w:r>
-        <w:t>else</w:t>
-      </w:r>
-      <w:proofErr w:type="spellEnd"/>
-      <w:r>
-        <w:t>:</w:t>
-      </w:r>
-      <w:r>
-        <w:br/>
-        <w:t xml:space="preserve">    </w:t>
-      </w:r>
-      <w:proofErr w:type="spellStart"/>
-      <w:proofErr w:type="gramStart"/>
+      <w:proofErr w:type="spellStart"/>
+      <w:r>
+        <w:t>input</w:t>
+      </w:r>
+      <w:proofErr w:type="spellEnd"/>
+      <w:r>
+        <w:t>("Podaj liczbę strzelonych goli: "))</w:t>
+      </w:r>
+      <w:r>
+        <w:br/>
+        <w:t>bonus = 0</w:t>
+      </w:r>
+      <w:r>
+        <w:br/>
+      </w:r>
+      <w:proofErr w:type="spellStart"/>
+      <w:r>
+        <w:t>if</w:t>
+      </w:r>
+      <w:proofErr w:type="spellEnd"/>
+      <w:r>
+        <w:t xml:space="preserve"> gol &gt; 5:</w:t>
+      </w:r>
+      <w:r>
+        <w:br/>
+        <w:t xml:space="preserve">    bonus = 5</w:t>
+      </w:r>
+      <w:r>
+        <w:br/>
+      </w:r>
+      <w:proofErr w:type="spellStart"/>
+      <w:r>
+        <w:t>if</w:t>
+      </w:r>
+      <w:proofErr w:type="spellEnd"/>
+      <w:r>
+        <w:t xml:space="preserve"> gol &gt; 10:</w:t>
+      </w:r>
+      <w:r>
+        <w:br/>
+        <w:t xml:space="preserve">    bonus = 10</w:t>
+      </w:r>
+      <w:r>
+        <w:br/>
+        <w:t>wynik = gol * 10 + bonus</w:t>
+      </w:r>
+      <w:r>
+        <w:br/>
+      </w:r>
+      <w:proofErr w:type="spellStart"/>
       <w:r>
         <w:t>print</w:t>
       </w:r>
@@ -543,39 +599,18 @@
       <w:r>
         <w:t>(</w:t>
       </w:r>
-      <w:proofErr w:type="gramEnd"/>
-      <w:r>
-        <w:t>"Plik o podanym rozszerzeniu nie istnieje")</w:t>
-      </w:r>
-    </w:p>
-    <w:p>
-      <w:pPr>
-        <w:rPr>
-          <w:rStyle w:val="Odwoanieintensywne"/>
-        </w:rPr>
-      </w:pPr>
-    </w:p>
-    <w:p>
-      <w:pPr>
-        <w:rPr>
-          <w:rStyle w:val="Odwoanieintensywne"/>
-        </w:rPr>
-      </w:pPr>
-      <w:r>
-        <w:rPr>
-          <w:rStyle w:val="Odwoanieintensywne"/>
-        </w:rPr>
-        <w:t xml:space="preserve">Zadanie 4: </w:t>
-      </w:r>
-    </w:p>
-    <w:p>
-      <w:proofErr w:type="gramStart"/>
-      <w:r>
-        <w:t>a)Opis</w:t>
-      </w:r>
-      <w:proofErr w:type="gramEnd"/>
-      <w:r>
-        <w:t>: Prosty skrypt do wyliczania ilości punktów w oparciu o ilość goli i bonusów w oparciu o instrukcję warunkową</w:t>
+      <w:proofErr w:type="spellStart"/>
+      <w:r>
+        <w:t>f"Wynik</w:t>
+      </w:r>
+      <w:proofErr w:type="spellEnd"/>
+      <w:r>
+        <w:t xml:space="preserve"> drużyny:{wynik}")</w:t>
+      </w:r>
+    </w:p>
+    <w:p>
+      <w:r>
+        <w:t>b)Opis: To samo z tą różnicą że bonus się kumuluje</w:t>
       </w:r>
     </w:p>
     <w:p>
@@ -588,7 +623,6 @@
         <w:t xml:space="preserve">gol = </w:t>
       </w:r>
       <w:proofErr w:type="spellStart"/>
-      <w:proofErr w:type="gramStart"/>
       <w:r>
         <w:t>int</w:t>
       </w:r>
@@ -602,203 +636,73 @@
       </w:r>
       <w:proofErr w:type="spellEnd"/>
       <w:r>
+        <w:t>("Podaj liczbę goli: "))</w:t>
+      </w:r>
+      <w:r>
+        <w:br/>
+        <w:t>bonus = 0</w:t>
+      </w:r>
+      <w:r>
+        <w:br/>
+      </w:r>
+      <w:r>
+        <w:br/>
+      </w:r>
+      <w:proofErr w:type="spellStart"/>
+      <w:r>
+        <w:t>if</w:t>
+      </w:r>
+      <w:proofErr w:type="spellEnd"/>
+      <w:r>
+        <w:t xml:space="preserve"> gol &gt; 5:</w:t>
+      </w:r>
+      <w:r>
+        <w:br/>
+        <w:t xml:space="preserve">    bonus = bonus + 5</w:t>
+      </w:r>
+      <w:r>
+        <w:br/>
+      </w:r>
+      <w:r>
+        <w:br/>
+      </w:r>
+      <w:proofErr w:type="spellStart"/>
+      <w:r>
+        <w:t>if</w:t>
+      </w:r>
+      <w:proofErr w:type="spellEnd"/>
+      <w:r>
+        <w:t xml:space="preserve"> gol &gt; 10:</w:t>
+      </w:r>
+      <w:r>
+        <w:br/>
+        <w:t xml:space="preserve">    bonus = bonus + 10</w:t>
+      </w:r>
+      <w:r>
+        <w:br/>
+      </w:r>
+      <w:r>
+        <w:br/>
+        <w:t>wynik = gol * 10 + bonus</w:t>
+      </w:r>
+      <w:r>
+        <w:br/>
+      </w:r>
+      <w:proofErr w:type="spellStart"/>
+      <w:r>
+        <w:t>print</w:t>
+      </w:r>
+      <w:proofErr w:type="spellEnd"/>
+      <w:r>
         <w:t>(</w:t>
       </w:r>
-      <w:proofErr w:type="gramEnd"/>
-      <w:r>
-        <w:t>"Podaj liczbę strzelonych goli: "))</w:t>
-      </w:r>
-      <w:r>
-        <w:br/>
-        <w:t>bonus = 0</w:t>
-      </w:r>
-      <w:r>
-        <w:br/>
-      </w:r>
-      <w:proofErr w:type="spellStart"/>
-      <w:r>
-        <w:t>if</w:t>
-      </w:r>
-      <w:proofErr w:type="spellEnd"/>
-      <w:r>
-        <w:t xml:space="preserve"> gol &gt; 5:</w:t>
-      </w:r>
-      <w:r>
-        <w:br/>
-        <w:t xml:space="preserve">    bonus = 5</w:t>
-      </w:r>
-      <w:r>
-        <w:br/>
-      </w:r>
-      <w:proofErr w:type="spellStart"/>
-      <w:r>
-        <w:t>if</w:t>
-      </w:r>
-      <w:proofErr w:type="spellEnd"/>
-      <w:r>
-        <w:t xml:space="preserve"> gol &gt; 10:</w:t>
-      </w:r>
-      <w:r>
-        <w:br/>
-        <w:t xml:space="preserve">    bonus = 10</w:t>
-      </w:r>
-      <w:r>
-        <w:br/>
-        <w:t>wynik = gol * 10 + bonus</w:t>
-      </w:r>
-      <w:r>
-        <w:br/>
-      </w:r>
-      <w:proofErr w:type="spellStart"/>
-      <w:proofErr w:type="gramStart"/>
-      <w:r>
-        <w:t>print</w:t>
-      </w:r>
-      <w:proofErr w:type="spellEnd"/>
-      <w:r>
-        <w:t>(</w:t>
-      </w:r>
-      <w:proofErr w:type="spellStart"/>
-      <w:proofErr w:type="gramEnd"/>
+      <w:proofErr w:type="spellStart"/>
       <w:r>
         <w:t>f"Wynik</w:t>
       </w:r>
       <w:proofErr w:type="spellEnd"/>
       <w:r>
-        <w:t xml:space="preserve"> </w:t>
-      </w:r>
-      <w:proofErr w:type="gramStart"/>
-      <w:r>
-        <w:t>drużyny:{</w:t>
-      </w:r>
-      <w:proofErr w:type="gramEnd"/>
-      <w:r>
-        <w:t>wynik}")</w:t>
-      </w:r>
-    </w:p>
-    <w:p>
-      <w:proofErr w:type="gramStart"/>
-      <w:r>
-        <w:t>b)Opis</w:t>
-      </w:r>
-      <w:proofErr w:type="gramEnd"/>
-      <w:r>
-        <w:t xml:space="preserve">: To samo z tą </w:t>
-      </w:r>
-      <w:proofErr w:type="gramStart"/>
-      <w:r>
-        <w:t>różnicą</w:t>
-      </w:r>
-      <w:proofErr w:type="gramEnd"/>
-      <w:r>
-        <w:t xml:space="preserve"> że bonus się kumuluje</w:t>
-      </w:r>
-    </w:p>
-    <w:p>
-      <w:r>
-        <w:t>Kod:</w:t>
-      </w:r>
-    </w:p>
-    <w:p>
-      <w:r>
-        <w:t xml:space="preserve">gol = </w:t>
-      </w:r>
-      <w:proofErr w:type="spellStart"/>
-      <w:proofErr w:type="gramStart"/>
-      <w:r>
-        <w:t>int</w:t>
-      </w:r>
-      <w:proofErr w:type="spellEnd"/>
-      <w:r>
-        <w:t>(</w:t>
-      </w:r>
-      <w:proofErr w:type="spellStart"/>
-      <w:r>
-        <w:t>input</w:t>
-      </w:r>
-      <w:proofErr w:type="spellEnd"/>
-      <w:r>
-        <w:t>(</w:t>
-      </w:r>
-      <w:proofErr w:type="gramEnd"/>
-      <w:r>
-        <w:t>"Podaj liczbę goli: "))</w:t>
-      </w:r>
-      <w:r>
-        <w:br/>
-        <w:t>bonus = 0</w:t>
-      </w:r>
-      <w:r>
-        <w:br/>
-      </w:r>
-      <w:r>
-        <w:br/>
-      </w:r>
-      <w:proofErr w:type="spellStart"/>
-      <w:r>
-        <w:t>if</w:t>
-      </w:r>
-      <w:proofErr w:type="spellEnd"/>
-      <w:r>
-        <w:t xml:space="preserve"> gol &gt; 5:</w:t>
-      </w:r>
-      <w:r>
-        <w:br/>
-        <w:t xml:space="preserve">    bonus = bonus + 5</w:t>
-      </w:r>
-      <w:r>
-        <w:br/>
-      </w:r>
-      <w:r>
-        <w:br/>
-      </w:r>
-      <w:proofErr w:type="spellStart"/>
-      <w:r>
-        <w:t>if</w:t>
-      </w:r>
-      <w:proofErr w:type="spellEnd"/>
-      <w:r>
-        <w:t xml:space="preserve"> gol &gt; 10:</w:t>
-      </w:r>
-      <w:r>
-        <w:br/>
-        <w:t xml:space="preserve">    bonus = bonus + 10</w:t>
-      </w:r>
-      <w:r>
-        <w:br/>
-      </w:r>
-      <w:r>
-        <w:br/>
-        <w:t>wynik = gol * 10 + bonus</w:t>
-      </w:r>
-      <w:r>
-        <w:br/>
-      </w:r>
-      <w:proofErr w:type="spellStart"/>
-      <w:proofErr w:type="gramStart"/>
-      <w:r>
-        <w:t>print</w:t>
-      </w:r>
-      <w:proofErr w:type="spellEnd"/>
-      <w:r>
-        <w:t>(</w:t>
-      </w:r>
-      <w:proofErr w:type="spellStart"/>
-      <w:proofErr w:type="gramEnd"/>
-      <w:r>
-        <w:t>f"Wynik</w:t>
-      </w:r>
-      <w:proofErr w:type="spellEnd"/>
-      <w:r>
-        <w:t xml:space="preserve"> </w:t>
-      </w:r>
-      <w:proofErr w:type="gramStart"/>
-      <w:r>
-        <w:t>drużyny:{</w:t>
-      </w:r>
-      <w:proofErr w:type="gramEnd"/>
-      <w:r>
-        <w:t>wynik}")</w:t>
+        <w:t xml:space="preserve"> drużyny:{wynik}")</w:t>
       </w:r>
     </w:p>
     <w:p>
@@ -843,15 +747,7 @@
         </w:rPr>
       </w:pPr>
       <w:r>
-        <w:t xml:space="preserve">with </w:t>
-      </w:r>
-      <w:proofErr w:type="gramStart"/>
-      <w:r>
-        <w:t>open(</w:t>
-      </w:r>
-      <w:proofErr w:type="gramEnd"/>
-      <w:r>
-        <w:t>"notwania_gieldowe.txt", "r") as plik:</w:t>
+        <w:t>with open("notwania_gieldowe.txt", "r") as plik:</w:t>
       </w:r>
       <w:r>
         <w:br/>
@@ -862,28 +758,21 @@
         <w:t xml:space="preserve">        </w:t>
       </w:r>
       <w:proofErr w:type="spellStart"/>
-      <w:proofErr w:type="gramStart"/>
       <w:r>
         <w:t>print</w:t>
       </w:r>
       <w:proofErr w:type="spellEnd"/>
       <w:r>
-        <w:t>(</w:t>
-      </w:r>
-      <w:proofErr w:type="gramEnd"/>
-      <w:r>
-        <w:t>linia, end="")</w:t>
-      </w:r>
-      <w:r>
-        <w:br/>
-      </w:r>
-      <w:proofErr w:type="spellStart"/>
-      <w:proofErr w:type="gramStart"/>
+        <w:t>(linia, end="")</w:t>
+      </w:r>
+      <w:r>
+        <w:br/>
+      </w:r>
+      <w:proofErr w:type="spellStart"/>
       <w:r>
         <w:t>plik.close</w:t>
       </w:r>
       <w:proofErr w:type="spellEnd"/>
-      <w:proofErr w:type="gramEnd"/>
       <w:r>
         <w:t>()</w:t>
       </w:r>
@@ -894,41 +783,26 @@
         <w:br/>
       </w:r>
       <w:proofErr w:type="spellStart"/>
-      <w:proofErr w:type="gramStart"/>
       <w:r>
         <w:t>print</w:t>
       </w:r>
       <w:proofErr w:type="spellEnd"/>
       <w:r>
-        <w:t>(</w:t>
-      </w:r>
-      <w:proofErr w:type="gramEnd"/>
-      <w:r>
-        <w:t>"Zadanie 5.B")</w:t>
-      </w:r>
-      <w:r>
-        <w:br/>
-        <w:t xml:space="preserve">with </w:t>
-      </w:r>
-      <w:proofErr w:type="gramStart"/>
-      <w:r>
-        <w:t>open(</w:t>
-      </w:r>
-      <w:proofErr w:type="gramEnd"/>
-      <w:r>
-        <w:t>"notwania_gieldowe.txt", "a") as plik:</w:t>
+        <w:t>("Zadanie 5.B")</w:t>
+      </w:r>
+      <w:r>
+        <w:br/>
+        <w:t>with open("notwania_gieldowe.txt", "a") as plik:</w:t>
       </w:r>
       <w:r>
         <w:br/>
         <w:t xml:space="preserve">    </w:t>
       </w:r>
       <w:proofErr w:type="spellStart"/>
-      <w:proofErr w:type="gramStart"/>
       <w:r>
         <w:t>plik.write</w:t>
       </w:r>
       <w:proofErr w:type="spellEnd"/>
-      <w:proofErr w:type="gramEnd"/>
       <w:r>
         <w:t>("\</w:t>
       </w:r>
@@ -945,15 +819,7 @@
       </w:r>
       <w:r>
         <w:br/>
-        <w:t xml:space="preserve">with </w:t>
-      </w:r>
-      <w:proofErr w:type="gramStart"/>
-      <w:r>
-        <w:t>open(</w:t>
-      </w:r>
-      <w:proofErr w:type="gramEnd"/>
-      <w:r>
-        <w:t>"notwania_gieldowe.txt", "r") as plik:</w:t>
+        <w:t>with open("notwania_gieldowe.txt", "r") as plik:</w:t>
       </w:r>
       <w:r>
         <w:br/>
@@ -964,28 +830,21 @@
         <w:t xml:space="preserve">        </w:t>
       </w:r>
       <w:proofErr w:type="spellStart"/>
-      <w:proofErr w:type="gramStart"/>
       <w:r>
         <w:t>print</w:t>
       </w:r>
       <w:proofErr w:type="spellEnd"/>
       <w:r>
-        <w:t>(</w:t>
-      </w:r>
-      <w:proofErr w:type="gramEnd"/>
-      <w:r>
-        <w:t>linia, end="")</w:t>
-      </w:r>
-      <w:r>
-        <w:br/>
-      </w:r>
-      <w:proofErr w:type="spellStart"/>
-      <w:proofErr w:type="gramStart"/>
+        <w:t>(linia, end="")</w:t>
+      </w:r>
+      <w:r>
+        <w:br/>
+      </w:r>
+      <w:proofErr w:type="spellStart"/>
       <w:r>
         <w:t>plik.close</w:t>
       </w:r>
       <w:proofErr w:type="spellEnd"/>
-      <w:proofErr w:type="gramEnd"/>
       <w:r>
         <w:t>()</w:t>
       </w:r>
@@ -1004,13 +863,8 @@
       </w:r>
     </w:p>
     <w:p>
-      <w:proofErr w:type="gramStart"/>
-      <w:r>
-        <w:t>Opis:  Skrypt</w:t>
-      </w:r>
-      <w:proofErr w:type="gramEnd"/>
-      <w:r>
-        <w:t xml:space="preserve"> który ma sprawdzić czy wpisana litera jest dużą literą czy małą w oparciu o instrukcję warunkową i funkcje </w:t>
+      <w:r>
+        <w:t xml:space="preserve">Opis:  Skrypt który ma sprawdzić czy wpisana litera jest dużą literą czy małą w oparciu o instrukcję warunkową i funkcje </w:t>
       </w:r>
       <w:proofErr w:type="spellStart"/>
       <w:r>
@@ -1026,23 +880,7 @@
       </w:r>
       <w:proofErr w:type="spellEnd"/>
       <w:r>
-        <w:t xml:space="preserve">. W </w:t>
-      </w:r>
-      <w:proofErr w:type="gramStart"/>
-      <w:r>
-        <w:t>przypadku</w:t>
-      </w:r>
-      <w:proofErr w:type="gramEnd"/>
-      <w:r>
-        <w:t xml:space="preserve"> kiedy znak nie jest taki ani taki skrypt wyrzuca </w:t>
-      </w:r>
-      <w:proofErr w:type="gramStart"/>
-      <w:r>
-        <w:t>komunikat</w:t>
-      </w:r>
-      <w:proofErr w:type="gramEnd"/>
-      <w:r>
-        <w:t xml:space="preserve"> że to nie litera</w:t>
+        <w:t>. W przypadku kiedy znak nie jest taki ani taki skrypt wyrzuca komunikat że to nie litera</w:t>
       </w:r>
     </w:p>
     <w:p>
@@ -1055,17 +893,12 @@
         <w:t xml:space="preserve">litera = </w:t>
       </w:r>
       <w:proofErr w:type="spellStart"/>
-      <w:proofErr w:type="gramStart"/>
       <w:r>
         <w:t>input</w:t>
       </w:r>
       <w:proofErr w:type="spellEnd"/>
       <w:r>
-        <w:t>(</w:t>
-      </w:r>
-      <w:proofErr w:type="gramEnd"/>
-      <w:r>
-        <w:t>"Podaj literę: ")</w:t>
+        <w:t>("Podaj literę: ")</w:t>
       </w:r>
       <w:r>
         <w:br/>
@@ -1082,12 +915,10 @@
         <w:t xml:space="preserve"> </w:t>
       </w:r>
       <w:proofErr w:type="spellStart"/>
-      <w:proofErr w:type="gramStart"/>
       <w:r>
         <w:t>litera.isupper</w:t>
       </w:r>
       <w:proofErr w:type="spellEnd"/>
-      <w:proofErr w:type="gramEnd"/>
       <w:r>
         <w:t>():</w:t>
       </w:r>
@@ -1096,17 +927,12 @@
         <w:t xml:space="preserve">    </w:t>
       </w:r>
       <w:proofErr w:type="spellStart"/>
-      <w:proofErr w:type="gramStart"/>
       <w:r>
         <w:t>print</w:t>
       </w:r>
       <w:proofErr w:type="spellEnd"/>
       <w:r>
-        <w:t>(</w:t>
-      </w:r>
-      <w:proofErr w:type="gramEnd"/>
-      <w:r>
-        <w:t>"Duża litera")</w:t>
+        <w:t>("Duża litera")</w:t>
       </w:r>
       <w:r>
         <w:br/>
@@ -1120,12 +946,10 @@
         <w:t xml:space="preserve"> </w:t>
       </w:r>
       <w:proofErr w:type="spellStart"/>
-      <w:proofErr w:type="gramStart"/>
       <w:r>
         <w:t>litera.islower</w:t>
       </w:r>
       <w:proofErr w:type="spellEnd"/>
-      <w:proofErr w:type="gramEnd"/>
       <w:r>
         <w:t>():</w:t>
       </w:r>
@@ -1134,17 +958,12 @@
         <w:t xml:space="preserve">    </w:t>
       </w:r>
       <w:proofErr w:type="spellStart"/>
-      <w:proofErr w:type="gramStart"/>
       <w:r>
         <w:t>print</w:t>
       </w:r>
       <w:proofErr w:type="spellEnd"/>
       <w:r>
-        <w:t>(</w:t>
-      </w:r>
-      <w:proofErr w:type="gramEnd"/>
-      <w:r>
-        <w:t>"Mała litera")</w:t>
+        <w:t>("Mała litera")</w:t>
       </w:r>
       <w:r>
         <w:br/>
@@ -1162,17 +981,12 @@
         <w:t xml:space="preserve">    </w:t>
       </w:r>
       <w:proofErr w:type="spellStart"/>
-      <w:proofErr w:type="gramStart"/>
       <w:r>
         <w:t>print</w:t>
       </w:r>
       <w:proofErr w:type="spellEnd"/>
       <w:r>
-        <w:t>(</w:t>
-      </w:r>
-      <w:proofErr w:type="gramEnd"/>
-      <w:r>
-        <w:t>"To nie jest litera")</w:t>
+        <w:t>("To nie jest litera")</w:t>
       </w:r>
     </w:p>
     <w:p>
@@ -1231,91 +1045,175 @@
     </w:p>
     <w:p>
       <w:r>
-        <w:t xml:space="preserve">Opis: Skrypt sprawdza czy długość hasła </w:t>
-      </w:r>
-      <w:proofErr w:type="gramStart"/>
-      <w:r>
-        <w:t>( len</w:t>
-      </w:r>
-      <w:proofErr w:type="gramEnd"/>
+        <w:t>Opis: Skrypt sprawdza czy długość hasła ( len(</w:t>
+      </w:r>
+      <w:proofErr w:type="spellStart"/>
+      <w:r>
+        <w:t>haslo</w:t>
+      </w:r>
+      <w:proofErr w:type="spellEnd"/>
+      <w:r>
+        <w:t>)==11 ) zgadza się z założeniami oraz czy zawiera ‘!’</w:t>
+      </w:r>
+    </w:p>
+    <w:p>
+      <w:r>
+        <w:t>Kod:</w:t>
+      </w:r>
+    </w:p>
+    <w:p>
+      <w:proofErr w:type="spellStart"/>
+      <w:r>
+        <w:t>haslo</w:t>
+      </w:r>
+      <w:proofErr w:type="spellEnd"/>
+      <w:r>
+        <w:t xml:space="preserve"> = 'pk47!jy0893'</w:t>
+      </w:r>
+      <w:r>
+        <w:br/>
+      </w:r>
+      <w:r>
+        <w:br/>
+      </w:r>
+      <w:proofErr w:type="spellStart"/>
+      <w:r>
+        <w:t>if</w:t>
+      </w:r>
+      <w:proofErr w:type="spellEnd"/>
+      <w:r>
+        <w:t xml:space="preserve"> len(</w:t>
+      </w:r>
+      <w:proofErr w:type="spellStart"/>
+      <w:r>
+        <w:t>haslo</w:t>
+      </w:r>
+      <w:proofErr w:type="spellEnd"/>
+      <w:r>
+        <w:t xml:space="preserve">) == 11 and '!' in </w:t>
+      </w:r>
+      <w:proofErr w:type="spellStart"/>
+      <w:r>
+        <w:t>haslo</w:t>
+      </w:r>
+      <w:proofErr w:type="spellEnd"/>
+      <w:r>
+        <w:t>:</w:t>
+      </w:r>
+      <w:r>
+        <w:br/>
+        <w:t xml:space="preserve">    </w:t>
+      </w:r>
+      <w:proofErr w:type="spellStart"/>
+      <w:r>
+        <w:t>print</w:t>
+      </w:r>
+      <w:proofErr w:type="spellEnd"/>
+      <w:r>
+        <w:t>("Hasło jest poprawne")</w:t>
+      </w:r>
+      <w:r>
+        <w:br/>
+      </w:r>
+      <w:proofErr w:type="spellStart"/>
+      <w:r>
+        <w:t>else</w:t>
+      </w:r>
+      <w:proofErr w:type="spellEnd"/>
+      <w:r>
+        <w:t>:</w:t>
+      </w:r>
+      <w:r>
+        <w:br/>
+        <w:t xml:space="preserve">    </w:t>
+      </w:r>
+      <w:proofErr w:type="spellStart"/>
+      <w:r>
+        <w:t>print</w:t>
+      </w:r>
+      <w:proofErr w:type="spellEnd"/>
+      <w:r>
+        <w:t>("Hasło jest nie poprawne")</w:t>
+      </w:r>
+    </w:p>
+    <w:p>
+      <w:pPr>
+        <w:rPr>
+          <w:rStyle w:val="Odwoanieintensywne"/>
+        </w:rPr>
+      </w:pPr>
+    </w:p>
+    <w:p>
+      <w:pPr>
+        <w:rPr>
+          <w:rStyle w:val="Odwoanieintensywne"/>
+        </w:rPr>
+      </w:pPr>
+      <w:r>
+        <w:rPr>
+          <w:rStyle w:val="Odwoanieintensywne"/>
+        </w:rPr>
+        <w:t>Zadanie 8:</w:t>
+      </w:r>
+    </w:p>
+    <w:p>
+      <w:r>
+        <w:t>Opis: Skrypt wyciąga z tekstu ze zmiennej „</w:t>
+      </w:r>
+      <w:proofErr w:type="spellStart"/>
+      <w:r>
+        <w:t>text</w:t>
+      </w:r>
+      <w:proofErr w:type="spellEnd"/>
+      <w:r>
+        <w:t xml:space="preserve">” na początku pierwsze 3 znaki a później 2 ostatnie funkcją </w:t>
+      </w:r>
+      <w:proofErr w:type="spellStart"/>
+      <w:r>
+        <w:t>text</w:t>
+      </w:r>
+      <w:proofErr w:type="spellEnd"/>
+      <w:r>
+        <w:t xml:space="preserve"> o odpowiednich parametrach i je wypisuje</w:t>
+      </w:r>
+    </w:p>
+    <w:p>
+      <w:r>
+        <w:t xml:space="preserve">Kod: </w:t>
+      </w:r>
+    </w:p>
+    <w:p>
+      <w:proofErr w:type="spellStart"/>
+      <w:r>
+        <w:t>text</w:t>
+      </w:r>
+      <w:proofErr w:type="spellEnd"/>
+      <w:r>
+        <w:t xml:space="preserve"> = 'Studiuje-Informatykę'</w:t>
+      </w:r>
+      <w:r>
+        <w:br/>
+      </w:r>
+      <w:proofErr w:type="spellStart"/>
+      <w:r>
+        <w:t>print</w:t>
+      </w:r>
+      <w:proofErr w:type="spellEnd"/>
       <w:r>
         <w:t>(</w:t>
       </w:r>
       <w:proofErr w:type="spellStart"/>
       <w:r>
-        <w:t>haslo</w:t>
-      </w:r>
-      <w:proofErr w:type="spellEnd"/>
-      <w:r>
-        <w:t>)==</w:t>
-      </w:r>
-      <w:proofErr w:type="gramStart"/>
-      <w:r>
-        <w:t>11 )</w:t>
-      </w:r>
-      <w:proofErr w:type="gramEnd"/>
-      <w:r>
-        <w:t xml:space="preserve"> zgadza się z założeniami oraz czy zawiera ‘!’</w:t>
-      </w:r>
-    </w:p>
-    <w:p>
-      <w:r>
-        <w:t>Kod:</w:t>
-      </w:r>
-    </w:p>
-    <w:p>
-      <w:proofErr w:type="spellStart"/>
-      <w:r>
-        <w:t>haslo</w:t>
-      </w:r>
-      <w:proofErr w:type="spellEnd"/>
-      <w:r>
-        <w:t xml:space="preserve"> = 'pk</w:t>
-      </w:r>
-      <w:proofErr w:type="gramStart"/>
-      <w:r>
-        <w:t>47!jy</w:t>
-      </w:r>
-      <w:proofErr w:type="gramEnd"/>
-      <w:r>
-        <w:t>0893'</w:t>
-      </w:r>
-      <w:r>
-        <w:br/>
-      </w:r>
-      <w:r>
-        <w:br/>
-      </w:r>
-      <w:proofErr w:type="spellStart"/>
-      <w:r>
-        <w:t>if</w:t>
-      </w:r>
-      <w:proofErr w:type="spellEnd"/>
-      <w:r>
-        <w:t xml:space="preserve"> len(</w:t>
-      </w:r>
-      <w:proofErr w:type="spellStart"/>
-      <w:r>
-        <w:t>haslo</w:t>
-      </w:r>
-      <w:proofErr w:type="spellEnd"/>
-      <w:r>
-        <w:t xml:space="preserve">) == 11 and '!' in </w:t>
-      </w:r>
-      <w:proofErr w:type="spellStart"/>
-      <w:r>
-        <w:t>haslo</w:t>
-      </w:r>
-      <w:proofErr w:type="spellEnd"/>
-      <w:r>
-        <w:t>:</w:t>
-      </w:r>
-      <w:r>
-        <w:br/>
-        <w:t xml:space="preserve">    </w:t>
-      </w:r>
-      <w:proofErr w:type="spellStart"/>
-      <w:proofErr w:type="gramStart"/>
+        <w:t>text</w:t>
+      </w:r>
+      <w:proofErr w:type="spellEnd"/>
+      <w:r>
+        <w:t>[:3])</w:t>
+      </w:r>
+      <w:r>
+        <w:br/>
+      </w:r>
+      <w:proofErr w:type="spellStart"/>
       <w:r>
         <w:t>print</w:t>
       </w:r>
@@ -1323,136 +1221,13 @@
       <w:r>
         <w:t>(</w:t>
       </w:r>
-      <w:proofErr w:type="gramEnd"/>
-      <w:r>
-        <w:t>"Hasło jest poprawne")</w:t>
-      </w:r>
-      <w:r>
-        <w:br/>
-      </w:r>
-      <w:proofErr w:type="spellStart"/>
-      <w:r>
-        <w:t>else</w:t>
-      </w:r>
-      <w:proofErr w:type="spellEnd"/>
-      <w:r>
-        <w:t>:</w:t>
-      </w:r>
-      <w:r>
-        <w:br/>
-        <w:t xml:space="preserve">    </w:t>
-      </w:r>
-      <w:proofErr w:type="spellStart"/>
-      <w:proofErr w:type="gramStart"/>
-      <w:r>
-        <w:t>print</w:t>
-      </w:r>
-      <w:proofErr w:type="spellEnd"/>
-      <w:r>
-        <w:t>(</w:t>
-      </w:r>
-      <w:proofErr w:type="gramEnd"/>
-      <w:r>
-        <w:t>"Hasło jest nie poprawne")</w:t>
-      </w:r>
-    </w:p>
-    <w:p>
-      <w:pPr>
-        <w:rPr>
-          <w:rStyle w:val="Odwoanieintensywne"/>
-        </w:rPr>
-      </w:pPr>
-    </w:p>
-    <w:p>
-      <w:pPr>
-        <w:rPr>
-          <w:rStyle w:val="Odwoanieintensywne"/>
-        </w:rPr>
-      </w:pPr>
-      <w:r>
-        <w:rPr>
-          <w:rStyle w:val="Odwoanieintensywne"/>
-        </w:rPr>
-        <w:t>Zadanie 8:</w:t>
-      </w:r>
-    </w:p>
-    <w:p>
-      <w:r>
-        <w:t>Opis: Skrypt wyciąga z tekstu ze zmiennej „</w:t>
-      </w:r>
       <w:proofErr w:type="spellStart"/>
       <w:r>
         <w:t>text</w:t>
       </w:r>
       <w:proofErr w:type="spellEnd"/>
       <w:r>
-        <w:t xml:space="preserve">” na początku pierwsze 3 znaki a później 2 ostatnie funkcją </w:t>
-      </w:r>
-      <w:proofErr w:type="spellStart"/>
-      <w:r>
-        <w:t>text</w:t>
-      </w:r>
-      <w:proofErr w:type="spellEnd"/>
-      <w:r>
-        <w:t xml:space="preserve"> o odpowiednich parametrach i je wypisuje</w:t>
-      </w:r>
-    </w:p>
-    <w:p>
-      <w:r>
-        <w:t xml:space="preserve">Kod: </w:t>
-      </w:r>
-    </w:p>
-    <w:p>
-      <w:proofErr w:type="spellStart"/>
-      <w:r>
-        <w:t>text</w:t>
-      </w:r>
-      <w:proofErr w:type="spellEnd"/>
-      <w:r>
-        <w:t xml:space="preserve"> = 'Studiuje-Informatykę'</w:t>
-      </w:r>
-      <w:r>
-        <w:br/>
-      </w:r>
-      <w:proofErr w:type="spellStart"/>
-      <w:r>
-        <w:t>print</w:t>
-      </w:r>
-      <w:proofErr w:type="spellEnd"/>
-      <w:r>
-        <w:t>(</w:t>
-      </w:r>
-      <w:proofErr w:type="spellStart"/>
-      <w:r>
-        <w:t>text</w:t>
-      </w:r>
-      <w:proofErr w:type="spellEnd"/>
-      <w:r>
-        <w:t>[:3])</w:t>
-      </w:r>
-      <w:r>
-        <w:br/>
-      </w:r>
-      <w:proofErr w:type="spellStart"/>
-      <w:r>
-        <w:t>print</w:t>
-      </w:r>
-      <w:proofErr w:type="spellEnd"/>
-      <w:r>
-        <w:t>(</w:t>
-      </w:r>
-      <w:proofErr w:type="spellStart"/>
-      <w:proofErr w:type="gramStart"/>
-      <w:r>
-        <w:t>text</w:t>
-      </w:r>
-      <w:proofErr w:type="spellEnd"/>
-      <w:r>
-        <w:t>[</w:t>
-      </w:r>
-      <w:proofErr w:type="gramEnd"/>
-      <w:r>
-        <w:t>-2:])</w:t>
+        <w:t>[-2:])</w:t>
       </w:r>
     </w:p>
     <w:p>
@@ -1512,49 +1287,37 @@
         <w:t xml:space="preserve"> = </w:t>
       </w:r>
       <w:proofErr w:type="spellStart"/>
-      <w:proofErr w:type="gramStart"/>
       <w:r>
         <w:t>input</w:t>
       </w:r>
       <w:proofErr w:type="spellEnd"/>
       <w:r>
+        <w:t>("Podaj tekst: ")</w:t>
+      </w:r>
+      <w:r>
+        <w:br/>
+      </w:r>
+      <w:proofErr w:type="spellStart"/>
+      <w:r>
+        <w:t>print</w:t>
+      </w:r>
+      <w:proofErr w:type="spellEnd"/>
+      <w:r>
         <w:t>(</w:t>
       </w:r>
-      <w:proofErr w:type="gramEnd"/>
-      <w:r>
-        <w:t>"Podaj tekst: ")</w:t>
-      </w:r>
-      <w:r>
-        <w:br/>
-      </w:r>
-      <w:proofErr w:type="spellStart"/>
-      <w:proofErr w:type="gramStart"/>
-      <w:r>
-        <w:t>print</w:t>
-      </w:r>
-      <w:proofErr w:type="spellEnd"/>
-      <w:r>
-        <w:t>(</w:t>
-      </w:r>
-      <w:proofErr w:type="spellStart"/>
-      <w:proofErr w:type="gramEnd"/>
+      <w:proofErr w:type="spellStart"/>
       <w:r>
         <w:t>f"Tekst</w:t>
       </w:r>
       <w:proofErr w:type="spellEnd"/>
       <w:r>
-        <w:t xml:space="preserve"> po podmianie wielkości </w:t>
-      </w:r>
-      <w:proofErr w:type="gramStart"/>
-      <w:r>
-        <w:t>znaków:{</w:t>
+        <w:t xml:space="preserve"> po podmianie wielkości znaków:{</w:t>
       </w:r>
       <w:proofErr w:type="spellStart"/>
       <w:r>
         <w:t>text.swapcase</w:t>
       </w:r>
       <w:proofErr w:type="spellEnd"/>
-      <w:proofErr w:type="gramEnd"/>
       <w:r>
         <w:t>()}")</w:t>
       </w:r>
@@ -2179,6 +1942,7 @@
   <w:style w:type="character" w:default="1" w:styleId="Domylnaczcionkaakapitu">
     <w:name w:val="Default Paragraph Font"/>
     <w:uiPriority w:val="1"/>
+    <w:semiHidden/>
     <w:unhideWhenUsed/>
   </w:style>
   <w:style w:type="table" w:default="1" w:styleId="Standardowy">
@@ -2500,6 +2264,29 @@
     <w:pPr>
       <w:spacing w:after="0" w:line="240" w:lineRule="auto"/>
     </w:pPr>
+  </w:style>
+  <w:style w:type="character" w:styleId="Hipercze">
+    <w:name w:val="Hyperlink"/>
+    <w:basedOn w:val="Domylnaczcionkaakapitu"/>
+    <w:uiPriority w:val="99"/>
+    <w:unhideWhenUsed/>
+    <w:rsid w:val="003B6B40"/>
+    <w:rPr>
+      <w:color w:val="0563C1" w:themeColor="hyperlink"/>
+      <w:u w:val="single"/>
+    </w:rPr>
+  </w:style>
+  <w:style w:type="character" w:styleId="Nierozpoznanawzmianka">
+    <w:name w:val="Unresolved Mention"/>
+    <w:basedOn w:val="Domylnaczcionkaakapitu"/>
+    <w:uiPriority w:val="99"/>
+    <w:semiHidden/>
+    <w:unhideWhenUsed/>
+    <w:rsid w:val="003B6B40"/>
+    <w:rPr>
+      <w:color w:val="605E5C"/>
+      <w:shd w:val="clear" w:color="auto" w:fill="E1DFDD"/>
+    </w:rPr>
   </w:style>
 </w:styles>
 </file>
